--- a/templates/prekursor.docx
+++ b/templates/prekursor.docx
@@ -442,8 +442,16 @@
     </w:p>
     <w:tbl>
       <w:tblPr>
-        <w:tblW w:w="9500" w:type="dxa"/>
+        <w:tblW w:w="5000" w:type="pct"/>
         <w:tblLook w:val="04A0" w:firstRow="1" w:lastRow="0" w:firstColumn="1" w:lastColumn="0" w:noHBand="0" w:noVBand="1"/>
+        <w:tblBorders>
+          <w:top w:val="single" w:sz="4" w:space="0" w:color="000000"/>
+          <w:left w:val="single" w:sz="4" w:space="0" w:color="000000"/>
+          <w:bottom w:val="single" w:sz="4" w:space="0" w:color="000000"/>
+          <w:right w:val="single" w:sz="4" w:space="0" w:color="000000"/>
+          <w:insideH w:val="single" w:sz="4" w:space="0" w:color="000000"/>
+          <w:insideV w:val="single" w:sz="4" w:space="0" w:color="000000"/>
+        </w:tblBorders>
       </w:tblPr>
       <w:tblGrid>
         <w:gridCol w:w="500"/>
@@ -457,7 +465,7 @@
       <w:tr>
         <w:tc>
           <w:tcPr>
-            <w:tcW w:type="dxa" w:w="1337"/>
+            <w:tcW w:w="200" w:type="pct"/>
           </w:tcPr>
           <w:p>
             <w:r>
@@ -467,7 +475,7 @@
         </w:tc>
         <w:tc>
           <w:tcPr>
-            <w:tcW w:type="dxa" w:w="1337"/>
+            <w:tcW w:w="800" w:type="pct"/>
           </w:tcPr>
           <w:p>
             <w:r>
@@ -477,7 +485,7 @@
         </w:tc>
         <w:tc>
           <w:tcPr>
-            <w:tcW w:type="dxa" w:w="1337"/>
+            <w:tcW w:w="900" w:type="pct"/>
           </w:tcPr>
           <w:p>
             <w:r>
@@ -487,7 +495,7 @@
         </w:tc>
         <w:tc>
           <w:tcPr>
-            <w:tcW w:type="dxa" w:w="1337"/>
+            <w:tcW w:w="1200" w:type="pct"/>
           </w:tcPr>
           <w:p>
             <w:r>
@@ -497,7 +505,7 @@
         </w:tc>
         <w:tc>
           <w:tcPr>
-            <w:tcW w:type="dxa" w:w="1337"/>
+            <w:tcW w:w="500" w:type="pct"/>
           </w:tcPr>
           <w:p>
             <w:r>
@@ -507,7 +515,7 @@
         </w:tc>
         <w:tc>
           <w:tcPr>
-            <w:tcW w:type="dxa" w:w="1337"/>
+            <w:tcW w:w="800" w:type="pct"/>
           </w:tcPr>
           <w:p>
             <w:r>
@@ -517,7 +525,7 @@
         </w:tc>
         <w:tc>
           <w:tcPr>
-            <w:tcW w:type="dxa" w:w="1337"/>
+            <w:tcW w:w="600" w:type="pct"/>
           </w:tcPr>
           <w:p>
             <w:r>
@@ -529,7 +537,7 @@
       <w:tr>
         <w:tc>
           <w:tcPr>
-            <w:tcW w:type="dxa" w:w="1337"/>
+            <w:tcW w:w="200" w:type="pct"/>
           </w:tcPr>
           <w:p>
             <w:r>
@@ -539,7 +547,7 @@
         </w:tc>
         <w:tc>
           <w:tcPr>
-            <w:tcW w:type="dxa" w:w="1337"/>
+            <w:tcW w:w="800" w:type="pct"/>
           </w:tcPr>
           <w:p>
             <w:r>
@@ -549,7 +557,7 @@
         </w:tc>
         <w:tc>
           <w:tcPr>
-            <w:tcW w:type="dxa" w:w="1337"/>
+            <w:tcW w:w="900" w:type="pct"/>
           </w:tcPr>
           <w:p>
             <w:r>
@@ -559,7 +567,7 @@
         </w:tc>
         <w:tc>
           <w:tcPr>
-            <w:tcW w:type="dxa" w:w="1337"/>
+            <w:tcW w:w="1200" w:type="pct"/>
           </w:tcPr>
           <w:p>
             <w:r>
@@ -569,7 +577,7 @@
         </w:tc>
         <w:tc>
           <w:tcPr>
-            <w:tcW w:type="dxa" w:w="1337"/>
+            <w:tcW w:w="500" w:type="pct"/>
           </w:tcPr>
           <w:p>
             <w:r>
@@ -579,7 +587,7 @@
         </w:tc>
         <w:tc>
           <w:tcPr>
-            <w:tcW w:type="dxa" w:w="1337"/>
+            <w:tcW w:w="800" w:type="pct"/>
           </w:tcPr>
           <w:p>
             <w:r>
@@ -589,7 +597,7 @@
         </w:tc>
         <w:tc>
           <w:tcPr>
-            <w:tcW w:type="dxa" w:w="1337"/>
+            <w:tcW w:w="600" w:type="pct"/>
           </w:tcPr>
           <w:p>
             <w:r>
@@ -616,66 +624,6 @@
           <w:noProof/>
         </w:rPr>
       </w:pPr>
-    </w:p>
-    <w:p>
-      <w:pPr>
-        <w:rPr>
-          <w:noProof/>
-          <w:lang w:val="id-ID"/>
-        </w:rPr>
-      </w:pPr>
-      <w:r>
-        <w:drawing>
-          <wp:inline distT="0" distB="0" distL="0" distR="0" wp14:anchorId="5EEE5A62" wp14:editId="78F30D86">
-            <wp:extent cx="5941060" cy="1343317"/>
-            <wp:effectExtent l="0" t="0" r="0" b="0"/>
-            <wp:docPr id="1" name="Picture 1"/>
-            <wp:cNvGraphicFramePr>
-              <a:graphicFrameLocks xmlns:a="http://schemas.openxmlformats.org/drawingml/2006/main" noChangeAspect="1"/>
-            </wp:cNvGraphicFramePr>
-            <a:graphic xmlns:a="http://schemas.openxmlformats.org/drawingml/2006/main">
-              <a:graphicData uri="http://schemas.openxmlformats.org/drawingml/2006/picture">
-                <pic:pic xmlns:pic="http://schemas.openxmlformats.org/drawingml/2006/picture">
-                  <pic:nvPicPr>
-                    <pic:cNvPr id="0" name="Picture 1"/>
-                    <pic:cNvPicPr>
-                      <a:picLocks noChangeAspect="1" noChangeArrowheads="1"/>
-                    </pic:cNvPicPr>
-                  </pic:nvPicPr>
-                  <pic:blipFill>
-                    <a:blip r:embed="rId7">
-                      <a:extLst>
-                        <a:ext uri="{28A0092B-C50C-407E-A947-70E740481C1C}">
-                          <a14:useLocalDpi xmlns:a14="http://schemas.microsoft.com/office/drawing/2010/main" val="0"/>
-                        </a:ext>
-                      </a:extLst>
-                    </a:blip>
-                    <a:srcRect/>
-                    <a:stretch>
-                      <a:fillRect/>
-                    </a:stretch>
-                  </pic:blipFill>
-                  <pic:spPr bwMode="auto">
-                    <a:xfrm>
-                      <a:off x="0" y="0"/>
-                      <a:ext cx="5941060" cy="1343317"/>
-                    </a:xfrm>
-                    <a:prstGeom prst="rect">
-                      <a:avLst/>
-                    </a:prstGeom>
-                    <a:noFill/>
-                    <a:ln>
-                      <a:noFill/>
-                    </a:ln>
-                  </pic:spPr>
-                </pic:pic>
-              </a:graphicData>
-            </a:graphic>
-          </wp:inline>
-        </w:drawing>
-      </w:r>
-      <w:bookmarkStart w:id="0" w:name="_GoBack"/>
-      <w:bookmarkEnd w:id="0"/>
     </w:p>
     <w:p>
       <w:pPr>

--- a/templates/prekursor.docx
+++ b/templates/prekursor.docx
@@ -454,32 +454,224 @@
         </w:tblBorders>
       </w:tblPr>
       <w:tblGrid>
-        <w:gridCol w:w="500"/>
-        <w:gridCol w:w="1500"/>
-        <w:gridCol w:w="1800"/>
-        <w:gridCol w:w="2200"/>
+        <w:gridCol w:w="300"/>
+        <w:gridCol w:w="750"/>
+        <w:gridCol w:w="700"/>
+        <w:gridCol w:w="950"/>
+        <w:gridCol w:w="400"/>
+        <w:gridCol w:w="1000"/>
         <w:gridCol w:w="900"/>
-        <w:gridCol w:w="1600"/>
-        <w:gridCol w:w="1000"/>
       </w:tblGrid>
       <w:tr>
         <w:tc>
           <w:tcPr>
-            <w:tcW w:w="200" w:type="pct"/>
+            <w:tcW w:w="300" w:type="pct"/>
           </w:tcPr>
           <w:p>
+            <w:pPr>
+              <w:jc w:val="center"/>
+            </w:pPr>
             <w:r>
+              <w:rPr>
+                <w:rFonts w:ascii="Calibri" w:hAnsi="Calibri"/>
+                <w:b/>
+                <w:sz w:val="22"/>
+              </w:rPr>
               <w:t>No</w:t>
             </w:r>
           </w:p>
         </w:tc>
         <w:tc>
           <w:tcPr>
-            <w:tcW w:w="800" w:type="pct"/>
+            <w:tcW w:w="750" w:type="pct"/>
+          </w:tcPr>
+          <w:p>
+            <w:pPr>
+              <w:jc w:val="center"/>
+            </w:pPr>
+            <w:r>
+              <w:rPr>
+                <w:rFonts w:ascii="Calibri" w:hAnsi="Calibri"/>
+                <w:b/>
+                <w:sz w:val="22"/>
+              </w:rPr>
+              <w:t>Nama Obat Mengandung Prekursor</w:t>
+            </w:r>
+          </w:p>
+        </w:tc>
+        <w:tc>
+          <w:tcPr>
+            <w:tcW w:w="700" w:type="pct"/>
+          </w:tcPr>
+          <w:p>
+            <w:pPr>
+              <w:jc w:val="center"/>
+            </w:pPr>
+            <w:r>
+              <w:rPr>
+                <w:rFonts w:ascii="Calibri" w:hAnsi="Calibri"/>
+                <w:b/>
+                <w:sz w:val="22"/>
+              </w:rPr>
+              <w:t>Zat Aktif Prekursor</w:t>
+            </w:r>
+          </w:p>
+        </w:tc>
+        <w:tc>
+          <w:tcPr>
+            <w:tcW w:w="950" w:type="pct"/>
+          </w:tcPr>
+          <w:p>
+            <w:pPr>
+              <w:jc w:val="center"/>
+            </w:pPr>
+            <w:r>
+              <w:rPr>
+                <w:rFonts w:ascii="Calibri" w:hAnsi="Calibri"/>
+                <w:b/>
+                <w:sz w:val="22"/>
+              </w:rPr>
+              <w:t>Bentuk dan Kekuatan Sediaan</w:t>
+            </w:r>
+          </w:p>
+        </w:tc>
+        <w:tc>
+          <w:tcPr>
+            <w:tcW w:w="400" w:type="pct"/>
+          </w:tcPr>
+          <w:p>
+            <w:pPr>
+              <w:jc w:val="center"/>
+            </w:pPr>
+            <w:r>
+              <w:rPr>
+                <w:rFonts w:ascii="Calibri" w:hAnsi="Calibri"/>
+                <w:b/>
+                <w:sz w:val="22"/>
+              </w:rPr>
+              <w:t>Satuan</w:t>
+            </w:r>
+          </w:p>
+        </w:tc>
+        <w:tc>
+          <w:tcPr>
+            <w:tcW w:w="1000" w:type="pct"/>
+          </w:tcPr>
+          <w:p>
+            <w:pPr>
+              <w:jc w:val="center"/>
+            </w:pPr>
+            <w:r>
+              <w:rPr>
+                <w:rFonts w:ascii="Calibri" w:hAnsi="Calibri"/>
+                <w:b/>
+                <w:sz w:val="22"/>
+              </w:rPr>
+              <w:t>Jumlah Dalam Angka dan Huruf</w:t>
+            </w:r>
+          </w:p>
+        </w:tc>
+        <w:tc>
+          <w:tcPr>
+            <w:tcW w:w="900" w:type="pct"/>
+          </w:tcPr>
+          <w:p>
+            <w:pPr>
+              <w:jc w:val="center"/>
+            </w:pPr>
+            <w:r>
+              <w:rPr>
+                <w:rFonts w:ascii="Calibri" w:hAnsi="Calibri"/>
+                <w:b/>
+                <w:sz w:val="22"/>
+              </w:rPr>
+              <w:t>Keterangan</w:t>
+            </w:r>
+          </w:p>
+        </w:tc>
+      </w:tr>
+      <w:tr>
+        <w:tc>
+          <w:tcPr>
+            <w:tcW w:w="300" w:type="pct"/>
           </w:tcPr>
           <w:p>
             <w:r>
-              <w:t>Nama Obat Mengandung Prekursor</w:t>
+              <w:rPr>
+                <w:rFonts w:ascii="Calibri" w:hAnsi="Calibri"/>
+                <w:b w:val="0"/>
+              </w:rPr>
+              <w:t>{#items}{no}</w:t>
+            </w:r>
+          </w:p>
+        </w:tc>
+        <w:tc>
+          <w:tcPr>
+            <w:tcW w:w="750" w:type="pct"/>
+          </w:tcPr>
+          <w:p>
+            <w:r>
+              <w:rPr>
+                <w:rFonts w:ascii="Calibri" w:hAnsi="Calibri"/>
+                <w:b w:val="0"/>
+              </w:rPr>
+              <w:t>{nama_obat}</w:t>
+            </w:r>
+          </w:p>
+        </w:tc>
+        <w:tc>
+          <w:tcPr>
+            <w:tcW w:w="700" w:type="pct"/>
+          </w:tcPr>
+          <w:p>
+            <w:r>
+              <w:rPr>
+                <w:rFonts w:ascii="Calibri" w:hAnsi="Calibri"/>
+                <w:b w:val="0"/>
+              </w:rPr>
+              <w:t>{zat_aktif}</w:t>
+            </w:r>
+          </w:p>
+        </w:tc>
+        <w:tc>
+          <w:tcPr>
+            <w:tcW w:w="950" w:type="pct"/>
+          </w:tcPr>
+          <w:p>
+            <w:r>
+              <w:rPr>
+                <w:rFonts w:ascii="Calibri" w:hAnsi="Calibri"/>
+                <w:b w:val="0"/>
+              </w:rPr>
+              <w:t>{bentuk_kekuatan}</w:t>
+            </w:r>
+          </w:p>
+        </w:tc>
+        <w:tc>
+          <w:tcPr>
+            <w:tcW w:w="400" w:type="pct"/>
+          </w:tcPr>
+          <w:p>
+            <w:r>
+              <w:rPr>
+                <w:rFonts w:ascii="Calibri" w:hAnsi="Calibri"/>
+                <w:b w:val="0"/>
+              </w:rPr>
+              <w:t>{satuan}</w:t>
+            </w:r>
+          </w:p>
+        </w:tc>
+        <w:tc>
+          <w:tcPr>
+            <w:tcW w:w="1000" w:type="pct"/>
+          </w:tcPr>
+          <w:p>
+            <w:r>
+              <w:rPr>
+                <w:rFonts w:ascii="Calibri" w:hAnsi="Calibri"/>
+                <w:b w:val="0"/>
+              </w:rPr>
+              <w:t>{jumlah}</w:t>
             </w:r>
           </w:p>
         </w:tc>
@@ -489,118 +681,10 @@
           </w:tcPr>
           <w:p>
             <w:r>
-              <w:t>Zat Aktif Prekursor</w:t>
-            </w:r>
-          </w:p>
-        </w:tc>
-        <w:tc>
-          <w:tcPr>
-            <w:tcW w:w="1200" w:type="pct"/>
-          </w:tcPr>
-          <w:p>
-            <w:r>
-              <w:t>Bentuk dan Kekuatan Sediaan</w:t>
-            </w:r>
-          </w:p>
-        </w:tc>
-        <w:tc>
-          <w:tcPr>
-            <w:tcW w:w="500" w:type="pct"/>
-          </w:tcPr>
-          <w:p>
-            <w:r>
-              <w:t>Satuan</w:t>
-            </w:r>
-          </w:p>
-        </w:tc>
-        <w:tc>
-          <w:tcPr>
-            <w:tcW w:w="800" w:type="pct"/>
-          </w:tcPr>
-          <w:p>
-            <w:r>
-              <w:t>Jumlah Dalam Angka dan Huruf</w:t>
-            </w:r>
-          </w:p>
-        </w:tc>
-        <w:tc>
-          <w:tcPr>
-            <w:tcW w:w="600" w:type="pct"/>
-          </w:tcPr>
-          <w:p>
-            <w:r>
-              <w:t>Keterangan</w:t>
-            </w:r>
-          </w:p>
-        </w:tc>
-      </w:tr>
-      <w:tr>
-        <w:tc>
-          <w:tcPr>
-            <w:tcW w:w="200" w:type="pct"/>
-          </w:tcPr>
-          <w:p>
-            <w:r>
-              <w:t>{#items}{no}</w:t>
-            </w:r>
-          </w:p>
-        </w:tc>
-        <w:tc>
-          <w:tcPr>
-            <w:tcW w:w="800" w:type="pct"/>
-          </w:tcPr>
-          <w:p>
-            <w:r>
-              <w:t>{nama_obat}</w:t>
-            </w:r>
-          </w:p>
-        </w:tc>
-        <w:tc>
-          <w:tcPr>
-            <w:tcW w:w="900" w:type="pct"/>
-          </w:tcPr>
-          <w:p>
-            <w:r>
-              <w:t>{zat_aktif}</w:t>
-            </w:r>
-          </w:p>
-        </w:tc>
-        <w:tc>
-          <w:tcPr>
-            <w:tcW w:w="1200" w:type="pct"/>
-          </w:tcPr>
-          <w:p>
-            <w:r>
-              <w:t>{bentuk_kekuatan}</w:t>
-            </w:r>
-          </w:p>
-        </w:tc>
-        <w:tc>
-          <w:tcPr>
-            <w:tcW w:w="500" w:type="pct"/>
-          </w:tcPr>
-          <w:p>
-            <w:r>
-              <w:t>{satuan}</w:t>
-            </w:r>
-          </w:p>
-        </w:tc>
-        <w:tc>
-          <w:tcPr>
-            <w:tcW w:w="800" w:type="pct"/>
-          </w:tcPr>
-          <w:p>
-            <w:r>
-              <w:t>{jumlah}</w:t>
-            </w:r>
-          </w:p>
-        </w:tc>
-        <w:tc>
-          <w:tcPr>
-            <w:tcW w:w="600" w:type="pct"/>
-          </w:tcPr>
-          <w:p>
-            <w:r>
+              <w:rPr>
+                <w:rFonts w:ascii="Calibri" w:hAnsi="Calibri"/>
+                <w:b w:val="0"/>
+              </w:rPr>
               <w:t>{keterangan}{/items}</w:t>
             </w:r>
           </w:p>

--- a/templates/prekursor.docx
+++ b/templates/prekursor.docx
@@ -463,6 +463,9 @@
         <w:gridCol w:w="900"/>
       </w:tblGrid>
       <w:tr>
+        <w:trPr>
+          <w:tblHeader w:val="true"/>
+        </w:trPr>
         <w:tc>
           <w:tcPr>
             <w:tcW w:w="300" w:type="pct"/>
